--- a/methods_and_means_of_cryptographic_information_protection/docs/reports/2/practics/4/11/Ковалев Д.П ВКБ43 ПР4.docx
+++ b/methods_and_means_of_cryptographic_information_protection/docs/reports/2/practics/4/11/Ковалев Д.П ВКБ43 ПР4.docx
@@ -22,7 +22,7 @@
           <w:szCs w:val="22"/>
         </w:rPr>
         <w:drawing>
-          <wp:inline distT="0" distB="0" distL="0" distR="0" wp14:anchorId="3388D19E" wp14:editId="55150353">
+          <wp:inline distT="0" distB="0" distL="0" distR="0" wp14:anchorId="3388D19E" wp14:editId="6B90E061">
             <wp:extent cx="640080" cy="685800"/>
             <wp:effectExtent l="0" t="0" r="7620" b="0"/>
             <wp:docPr id="45" name="Рисунок 45"/>
@@ -962,6 +962,7 @@
       </w:pPr>
       <w:r>
         <w:rPr>
+          <w:noProof/>
           <w:sz w:val="28"/>
           <w:szCs w:val="28"/>
         </w:rPr>
@@ -1098,6 +1099,7 @@
       </w:pPr>
       <w:r>
         <w:rPr>
+          <w:noProof/>
           <w:sz w:val="28"/>
           <w:szCs w:val="28"/>
         </w:rPr>
@@ -1172,7 +1174,14 @@
           <w:szCs w:val="28"/>
         </w:rPr>
         <w:lastRenderedPageBreak/>
-        <w:t>Для ключа были выбраны следующие числовые параметры, которые представлены на рисунке 3. Вводить можно только числовые элементы, нельзя использовать отрицательные з</w:t>
+        <w:t xml:space="preserve">Для ключа были выбраны следующие числовые параметры, которые представлены на рисунке 3. Вводить можно только числовые элементы, нельзя использовать отрицательные </w:t>
+      </w:r>
+      <w:r>
+        <w:rPr>
+          <w:sz w:val="28"/>
+          <w:szCs w:val="28"/>
+        </w:rPr>
+        <w:t xml:space="preserve">значения. </w:t>
       </w:r>
     </w:p>
     <w:p>
@@ -1187,6 +1196,7 @@
       </w:pPr>
       <w:r>
         <w:rPr>
+          <w:noProof/>
           <w:sz w:val="28"/>
           <w:szCs w:val="28"/>
         </w:rPr>
@@ -1255,11 +1265,121 @@
     <w:p>
       <w:pPr>
         <w:spacing w:line="360" w:lineRule="auto"/>
+        <w:ind w:firstLine="708"/>
+        <w:rPr>
+          <w:sz w:val="28"/>
+          <w:szCs w:val="28"/>
+        </w:rPr>
+      </w:pPr>
+    </w:p>
+    <w:p>
+      <w:pPr>
+        <w:spacing w:line="360" w:lineRule="auto"/>
+        <w:ind w:firstLine="708"/>
+        <w:rPr>
+          <w:sz w:val="28"/>
+          <w:szCs w:val="28"/>
+        </w:rPr>
+      </w:pPr>
+      <w:r>
+        <w:rPr>
+          <w:sz w:val="28"/>
+          <w:szCs w:val="28"/>
+        </w:rPr>
+        <w:t>Также можно выполнять шифрование для файлов, формат представлен на рисунке 4. Д</w:t>
+      </w:r>
+      <w:r>
+        <w:rPr>
+          <w:sz w:val="28"/>
+          <w:szCs w:val="28"/>
+        </w:rPr>
+        <w:t>ля этого во вкладке «Главное» выберем кнопку «Открыть» после чего найдем нужный нам файл, который должен быть сохранен в формате для шифрования</w:t>
+      </w:r>
+      <w:r>
+        <w:rPr>
+          <w:sz w:val="28"/>
+          <w:szCs w:val="28"/>
+        </w:rPr>
+        <w:t xml:space="preserve">. </w:t>
+      </w:r>
+    </w:p>
+    <w:p>
+      <w:pPr>
+        <w:spacing w:line="360" w:lineRule="auto"/>
+        <w:ind w:firstLine="708"/>
+        <w:rPr>
+          <w:sz w:val="28"/>
+          <w:szCs w:val="28"/>
+        </w:rPr>
+      </w:pPr>
+      <w:r>
+        <w:rPr>
+          <w:noProof/>
+          <w:sz w:val="28"/>
+          <w:szCs w:val="28"/>
+        </w:rPr>
+        <w:drawing>
+          <wp:inline distT="0" distB="0" distL="0" distR="0" wp14:anchorId="4AFBF3B9" wp14:editId="33032D71">
+            <wp:extent cx="5583115" cy="458347"/>
+            <wp:effectExtent l="0" t="0" r="0" b="0"/>
+            <wp:docPr id="4" name="Рисунок 4"/>
+            <wp:cNvGraphicFramePr>
+              <a:graphicFrameLocks xmlns:a="http://schemas.openxmlformats.org/drawingml/2006/main" noChangeAspect="1"/>
+            </wp:cNvGraphicFramePr>
+            <a:graphic xmlns:a="http://schemas.openxmlformats.org/drawingml/2006/main">
+              <a:graphicData uri="http://schemas.openxmlformats.org/drawingml/2006/picture">
+                <pic:pic xmlns:pic="http://schemas.openxmlformats.org/drawingml/2006/picture">
+                  <pic:nvPicPr>
+                    <pic:cNvPr id="1" name=""/>
+                    <pic:cNvPicPr/>
+                  </pic:nvPicPr>
+                  <pic:blipFill>
+                    <a:blip r:embed="rId10"/>
+                    <a:stretch>
+                      <a:fillRect/>
+                    </a:stretch>
+                  </pic:blipFill>
+                  <pic:spPr>
+                    <a:xfrm>
+                      <a:off x="0" y="0"/>
+                      <a:ext cx="5668672" cy="465371"/>
+                    </a:xfrm>
+                    <a:prstGeom prst="rect">
+                      <a:avLst/>
+                    </a:prstGeom>
+                  </pic:spPr>
+                </pic:pic>
+              </a:graphicData>
+            </a:graphic>
+          </wp:inline>
+        </w:drawing>
+      </w:r>
+    </w:p>
+    <w:p>
+      <w:pPr>
+        <w:spacing w:line="360" w:lineRule="auto"/>
+        <w:ind w:firstLine="708"/>
+        <w:jc w:val="center"/>
+        <w:rPr>
+          <w:sz w:val="28"/>
+          <w:szCs w:val="28"/>
+        </w:rPr>
+      </w:pPr>
+      <w:r>
+        <w:rPr>
+          <w:sz w:val="28"/>
+          <w:szCs w:val="28"/>
+        </w:rPr>
+        <w:t xml:space="preserve">Рисунок 4 – формат для шифрования файла. </w:t>
+      </w:r>
+    </w:p>
+    <w:p>
+      <w:pPr>
+        <w:spacing w:line="360" w:lineRule="auto"/>
         <w:jc w:val="both"/>
         <w:rPr>
           <w:sz w:val="28"/>
           <w:szCs w:val="28"/>
-          <w:lang w:val="en-US"/>
         </w:rPr>
       </w:pPr>
     </w:p>
@@ -1305,7 +1425,21 @@
           <w:sz w:val="28"/>
           <w:szCs w:val="28"/>
         </w:rPr>
-        <w:t xml:space="preserve">Если нажать кнопку расшифровать, то получится практически исходный текст, как представлено на рисунке 4. </w:t>
+        <w:t xml:space="preserve">Если нажать кнопку расшифровать, то получится практически исходный текст, как представлено на рисунке </w:t>
+      </w:r>
+      <w:r>
+        <w:rPr>
+          <w:sz w:val="28"/>
+          <w:szCs w:val="28"/>
+        </w:rPr>
+        <w:t>5</w:t>
+      </w:r>
+      <w:r>
+        <w:rPr>
+          <w:sz w:val="28"/>
+          <w:szCs w:val="28"/>
+        </w:rPr>
+        <w:t xml:space="preserve">. </w:t>
       </w:r>
     </w:p>
     <w:p>
@@ -1320,9 +1454,11 @@
       </w:pPr>
       <w:r>
         <w:rPr>
-          <w:sz w:val="28"/>
-          <w:szCs w:val="28"/>
-        </w:rPr>
+          <w:noProof/>
+          <w:sz w:val="28"/>
+          <w:szCs w:val="28"/>
+        </w:rPr>
+        <w:lastRenderedPageBreak/>
         <w:drawing>
           <wp:inline distT="0" distB="0" distL="0" distR="0" wp14:anchorId="4FE814F8" wp14:editId="58008647">
             <wp:extent cx="3069908" cy="2795953"/>
@@ -1339,7 +1475,7 @@
                     <pic:cNvPicPr/>
                   </pic:nvPicPr>
                   <pic:blipFill>
-                    <a:blip r:embed="rId10"/>
+                    <a:blip r:embed="rId11"/>
                     <a:stretch>
                       <a:fillRect/>
                     </a:stretch>
@@ -1375,7 +1511,21 @@
           <w:sz w:val="28"/>
           <w:szCs w:val="28"/>
         </w:rPr>
-        <w:t>Рисунок 4 – результат расшифрования</w:t>
+        <w:t xml:space="preserve">Рисунок </w:t>
+      </w:r>
+      <w:r>
+        <w:rPr>
+          <w:sz w:val="28"/>
+          <w:szCs w:val="28"/>
+        </w:rPr>
+        <w:t>5</w:t>
+      </w:r>
+      <w:r>
+        <w:rPr>
+          <w:sz w:val="28"/>
+          <w:szCs w:val="28"/>
+        </w:rPr>
+        <w:t xml:space="preserve"> – результат расшифрования</w:t>
       </w:r>
     </w:p>
     <w:p>
@@ -1386,26 +1536,8 @@
         <w:rPr>
           <w:sz w:val="28"/>
           <w:szCs w:val="28"/>
-          <w:lang w:val="en-US"/>
-        </w:rPr>
-      </w:pPr>
-      <w:r>
-        <w:rPr>
-          <w:b/>
-          <w:bCs/>
-          <w:sz w:val="28"/>
-          <w:szCs w:val="28"/>
-        </w:rPr>
-        <w:lastRenderedPageBreak/>
-        <w:t>Задание 3.</w:t>
-      </w:r>
-      <w:r>
-        <w:rPr>
-          <w:sz w:val="28"/>
-          <w:szCs w:val="28"/>
-        </w:rPr>
-        <w:t xml:space="preserve"> Добиться правильного дешифрования зашифрованного текста (подбором длины и содержания исходного текста, длины ключа шифрования). Приложить экранные формы, сделать выводы об особенностях исследуемого метода вскрытия криптограмм. </w:t>
-      </w:r>
+        </w:rPr>
+      </w:pPr>
     </w:p>
     <w:p>
       <w:pPr>
@@ -1422,7 +1554,7 @@
           <w:sz w:val="28"/>
           <w:szCs w:val="28"/>
         </w:rPr>
-        <w:t xml:space="preserve">Исходный текст как раз подходит для правильного расшифрования, так как кратен длине ключа, как представлено на рисунке 5. </w:t>
+        <w:t xml:space="preserve">В случае же попытки дешифровки файла происходит ошибка, которая представлена ниже на рисунке 6. </w:t>
       </w:r>
     </w:p>
     <w:p>
@@ -1437,9 +1569,154 @@
       </w:pPr>
       <w:r>
         <w:rPr>
-          <w:sz w:val="28"/>
-          <w:szCs w:val="28"/>
-        </w:rPr>
+          <w:noProof/>
+          <w:sz w:val="28"/>
+          <w:szCs w:val="28"/>
+        </w:rPr>
+        <w:drawing>
+          <wp:inline distT="0" distB="0" distL="0" distR="0" wp14:anchorId="729136A2" wp14:editId="47E9E667">
+            <wp:extent cx="2981741" cy="1952898"/>
+            <wp:effectExtent l="0" t="0" r="0" b="9525"/>
+            <wp:docPr id="7" name="Рисунок 7"/>
+            <wp:cNvGraphicFramePr>
+              <a:graphicFrameLocks xmlns:a="http://schemas.openxmlformats.org/drawingml/2006/main" noChangeAspect="1"/>
+            </wp:cNvGraphicFramePr>
+            <a:graphic xmlns:a="http://schemas.openxmlformats.org/drawingml/2006/main">
+              <a:graphicData uri="http://schemas.openxmlformats.org/drawingml/2006/picture">
+                <pic:pic xmlns:pic="http://schemas.openxmlformats.org/drawingml/2006/picture">
+                  <pic:nvPicPr>
+                    <pic:cNvPr id="1" name=""/>
+                    <pic:cNvPicPr/>
+                  </pic:nvPicPr>
+                  <pic:blipFill>
+                    <a:blip r:embed="rId12"/>
+                    <a:stretch>
+                      <a:fillRect/>
+                    </a:stretch>
+                  </pic:blipFill>
+                  <pic:spPr>
+                    <a:xfrm>
+                      <a:off x="0" y="0"/>
+                      <a:ext cx="2981741" cy="1952898"/>
+                    </a:xfrm>
+                    <a:prstGeom prst="rect">
+                      <a:avLst/>
+                    </a:prstGeom>
+                  </pic:spPr>
+                </pic:pic>
+              </a:graphicData>
+            </a:graphic>
+          </wp:inline>
+        </w:drawing>
+      </w:r>
+    </w:p>
+    <w:p>
+      <w:pPr>
+        <w:spacing w:line="360" w:lineRule="auto"/>
+        <w:ind w:firstLine="708"/>
+        <w:jc w:val="center"/>
+        <w:rPr>
+          <w:sz w:val="28"/>
+          <w:szCs w:val="28"/>
+        </w:rPr>
+      </w:pPr>
+      <w:r>
+        <w:rPr>
+          <w:sz w:val="28"/>
+          <w:szCs w:val="28"/>
+        </w:rPr>
+        <w:t>Рисунок 6 – ошибка при расшифровке с файла</w:t>
+      </w:r>
+    </w:p>
+    <w:p>
+      <w:pPr>
+        <w:spacing w:line="360" w:lineRule="auto"/>
+        <w:ind w:firstLine="708"/>
+        <w:jc w:val="both"/>
+        <w:rPr>
+          <w:b/>
+          <w:bCs/>
+          <w:sz w:val="28"/>
+          <w:szCs w:val="28"/>
+        </w:rPr>
+      </w:pPr>
+    </w:p>
+    <w:p>
+      <w:pPr>
+        <w:spacing w:line="360" w:lineRule="auto"/>
+        <w:ind w:firstLine="708"/>
+        <w:jc w:val="both"/>
+        <w:rPr>
+          <w:sz w:val="28"/>
+          <w:szCs w:val="28"/>
+        </w:rPr>
+      </w:pPr>
+      <w:r>
+        <w:rPr>
+          <w:b/>
+          <w:bCs/>
+          <w:sz w:val="28"/>
+          <w:szCs w:val="28"/>
+        </w:rPr>
+        <w:t>Задание 3.</w:t>
+      </w:r>
+      <w:r>
+        <w:rPr>
+          <w:sz w:val="28"/>
+          <w:szCs w:val="28"/>
+        </w:rPr>
+        <w:t xml:space="preserve"> Добиться правильного дешифрования зашифрованного текста (подбором длины и содержания исходного текста, длины ключа шифрования). Приложить экранные формы, сделать выводы об особенностях исследуемого метода вскрытия криптограмм. </w:t>
+      </w:r>
+    </w:p>
+    <w:p>
+      <w:pPr>
+        <w:spacing w:line="360" w:lineRule="auto"/>
+        <w:ind w:firstLine="708"/>
+        <w:jc w:val="both"/>
+        <w:rPr>
+          <w:sz w:val="28"/>
+          <w:szCs w:val="28"/>
+        </w:rPr>
+      </w:pPr>
+      <w:r>
+        <w:rPr>
+          <w:sz w:val="28"/>
+          <w:szCs w:val="28"/>
+        </w:rPr>
+        <w:t xml:space="preserve">Исходный текст как раз подходит для правильного расшифрования, так как кратен длине ключа, как представлено на рисунке </w:t>
+      </w:r>
+      <w:r>
+        <w:rPr>
+          <w:sz w:val="28"/>
+          <w:szCs w:val="28"/>
+        </w:rPr>
+        <w:t>7</w:t>
+      </w:r>
+      <w:r>
+        <w:rPr>
+          <w:sz w:val="28"/>
+          <w:szCs w:val="28"/>
+        </w:rPr>
+        <w:t xml:space="preserve">. </w:t>
+      </w:r>
+    </w:p>
+    <w:p>
+      <w:pPr>
+        <w:spacing w:line="360" w:lineRule="auto"/>
+        <w:ind w:firstLine="708"/>
+        <w:jc w:val="center"/>
+        <w:rPr>
+          <w:sz w:val="28"/>
+          <w:szCs w:val="28"/>
+        </w:rPr>
+      </w:pPr>
+      <w:r>
+        <w:rPr>
+          <w:noProof/>
+          <w:sz w:val="28"/>
+          <w:szCs w:val="28"/>
+        </w:rPr>
+        <w:lastRenderedPageBreak/>
         <w:drawing>
           <wp:inline distT="0" distB="0" distL="0" distR="0" wp14:anchorId="69014471" wp14:editId="5A80F3CD">
             <wp:extent cx="4853353" cy="1554837"/>
@@ -1456,7 +1733,7 @@
                     <pic:cNvPicPr/>
                   </pic:nvPicPr>
                   <pic:blipFill>
-                    <a:blip r:embed="rId11"/>
+                    <a:blip r:embed="rId13"/>
                     <a:stretch>
                       <a:fillRect/>
                     </a:stretch>
@@ -1492,7 +1769,21 @@
           <w:sz w:val="28"/>
           <w:szCs w:val="28"/>
         </w:rPr>
-        <w:t>Рисунок 5 – проверка длины исходного текста</w:t>
+        <w:t xml:space="preserve">Рисунок </w:t>
+      </w:r>
+      <w:r>
+        <w:rPr>
+          <w:sz w:val="28"/>
+          <w:szCs w:val="28"/>
+        </w:rPr>
+        <w:t>7</w:t>
+      </w:r>
+      <w:r>
+        <w:rPr>
+          <w:sz w:val="28"/>
+          <w:szCs w:val="28"/>
+        </w:rPr>
+        <w:t xml:space="preserve"> – проверка длины исходного текста</w:t>
       </w:r>
     </w:p>
     <w:p>
@@ -1521,6 +1812,258 @@
           <w:szCs w:val="28"/>
         </w:rPr>
         <w:t xml:space="preserve">В следствие этого можно не менять исходный текст, а пользоваться тем, что представлено. </w:t>
+      </w:r>
+    </w:p>
+    <w:p>
+      <w:pPr>
+        <w:spacing w:line="360" w:lineRule="auto"/>
+        <w:ind w:firstLine="708"/>
+        <w:jc w:val="both"/>
+        <w:rPr>
+          <w:sz w:val="28"/>
+          <w:szCs w:val="28"/>
+        </w:rPr>
+      </w:pPr>
+      <w:r>
+        <w:rPr>
+          <w:b/>
+          <w:bCs/>
+          <w:sz w:val="28"/>
+          <w:szCs w:val="28"/>
+        </w:rPr>
+        <w:t>Задание 5.</w:t>
+      </w:r>
+      <w:r>
+        <w:rPr>
+          <w:sz w:val="28"/>
+          <w:szCs w:val="28"/>
+        </w:rPr>
+        <w:t xml:space="preserve"> Ответить на контрольные вопросы.</w:t>
+      </w:r>
+    </w:p>
+    <w:p>
+      <w:pPr>
+        <w:spacing w:line="360" w:lineRule="auto"/>
+        <w:ind w:firstLine="708"/>
+        <w:jc w:val="both"/>
+        <w:rPr>
+          <w:sz w:val="28"/>
+          <w:szCs w:val="28"/>
+        </w:rPr>
+      </w:pPr>
+      <w:r>
+        <w:rPr>
+          <w:sz w:val="28"/>
+          <w:szCs w:val="28"/>
+        </w:rPr>
+        <w:t>Вопрос 1. В чем заключается описанный метод вскрытия криптограмм?</w:t>
+      </w:r>
+      <w:r>
+        <w:rPr>
+          <w:sz w:val="28"/>
+          <w:szCs w:val="28"/>
+        </w:rPr>
+        <w:t xml:space="preserve"> </w:t>
+      </w:r>
+    </w:p>
+    <w:p>
+      <w:pPr>
+        <w:spacing w:line="360" w:lineRule="auto"/>
+        <w:ind w:firstLine="708"/>
+        <w:jc w:val="both"/>
+        <w:rPr>
+          <w:sz w:val="28"/>
+          <w:szCs w:val="28"/>
+        </w:rPr>
+      </w:pPr>
+      <w:r>
+        <w:rPr>
+          <w:sz w:val="28"/>
+          <w:szCs w:val="28"/>
+        </w:rPr>
+        <w:t xml:space="preserve">Метод основан на статистическом анализе языка (биграмм). Столбцы таблицы с </w:t>
+      </w:r>
+      <w:proofErr w:type="spellStart"/>
+      <w:r>
+        <w:rPr>
+          <w:sz w:val="28"/>
+          <w:szCs w:val="28"/>
+        </w:rPr>
+        <w:t>шифротекстом</w:t>
+      </w:r>
+      <w:proofErr w:type="spellEnd"/>
+      <w:r>
+        <w:rPr>
+          <w:sz w:val="28"/>
+          <w:szCs w:val="28"/>
+        </w:rPr>
+        <w:t xml:space="preserve"> перебираются так, чтобы исключить запретные сочетания букв, пока не будет получен осмысленный текст.</w:t>
+      </w:r>
+    </w:p>
+    <w:p>
+      <w:pPr>
+        <w:spacing w:line="360" w:lineRule="auto"/>
+        <w:ind w:firstLine="708"/>
+        <w:jc w:val="both"/>
+        <w:rPr>
+          <w:sz w:val="28"/>
+          <w:szCs w:val="28"/>
+        </w:rPr>
+      </w:pPr>
+      <w:r>
+        <w:rPr>
+          <w:sz w:val="28"/>
+          <w:szCs w:val="28"/>
+        </w:rPr>
+        <w:t xml:space="preserve">Вопрос </w:t>
+      </w:r>
+      <w:r>
+        <w:rPr>
+          <w:sz w:val="28"/>
+          <w:szCs w:val="28"/>
+        </w:rPr>
+        <w:t>2. В чем заключается метод шифрования (расшифрования) с использованием перестановок? Какие перестановочные методы шифрования вы знаете?</w:t>
+      </w:r>
+    </w:p>
+    <w:p>
+      <w:pPr>
+        <w:spacing w:line="360" w:lineRule="auto"/>
+        <w:ind w:firstLine="708"/>
+        <w:jc w:val="both"/>
+        <w:rPr>
+          <w:sz w:val="28"/>
+          <w:szCs w:val="28"/>
+        </w:rPr>
+      </w:pPr>
+      <w:r>
+        <w:rPr>
+          <w:sz w:val="28"/>
+          <w:szCs w:val="28"/>
+        </w:rPr>
+        <w:t>Метод перестановки заключается в изменении исходного порядка символов сообщения по определенному правилу, при этом сами символы не заменяются. Классическим примером является запись текста в таблицу по строкам и чтение по столбцам, где ключом выступает порядок чтения столбцов. Простая перестановка, двойная перестановка.</w:t>
+      </w:r>
+    </w:p>
+    <w:p>
+      <w:pPr>
+        <w:spacing w:line="360" w:lineRule="auto"/>
+        <w:ind w:firstLine="708"/>
+        <w:jc w:val="both"/>
+        <w:rPr>
+          <w:sz w:val="28"/>
+          <w:szCs w:val="28"/>
+        </w:rPr>
+      </w:pPr>
+      <w:r>
+        <w:rPr>
+          <w:sz w:val="28"/>
+          <w:szCs w:val="28"/>
+        </w:rPr>
+        <w:t>3. Приведите примеры использования алгоритма перестановки в современных симметричных криптосистемах.</w:t>
+      </w:r>
+    </w:p>
+    <w:p>
+      <w:pPr>
+        <w:spacing w:line="360" w:lineRule="auto"/>
+        <w:ind w:firstLine="708"/>
+        <w:jc w:val="both"/>
+        <w:rPr>
+          <w:sz w:val="28"/>
+          <w:szCs w:val="28"/>
+        </w:rPr>
+      </w:pPr>
+      <w:r>
+        <w:rPr>
+          <w:sz w:val="28"/>
+          <w:szCs w:val="28"/>
+        </w:rPr>
+        <w:t>• В стандарте AES (</w:t>
+      </w:r>
+      <w:proofErr w:type="spellStart"/>
+      <w:r>
+        <w:rPr>
+          <w:sz w:val="28"/>
+          <w:szCs w:val="28"/>
+        </w:rPr>
+        <w:t>Rijndael</w:t>
+      </w:r>
+      <w:proofErr w:type="spellEnd"/>
+      <w:r>
+        <w:rPr>
+          <w:sz w:val="28"/>
+          <w:szCs w:val="28"/>
+        </w:rPr>
+        <w:t xml:space="preserve">) используется преобразование </w:t>
+      </w:r>
+      <w:proofErr w:type="spellStart"/>
+      <w:r>
+        <w:rPr>
+          <w:sz w:val="28"/>
+          <w:szCs w:val="28"/>
+        </w:rPr>
+        <w:t>ShiftRows</w:t>
+      </w:r>
+      <w:proofErr w:type="spellEnd"/>
+      <w:r>
+        <w:rPr>
+          <w:sz w:val="28"/>
+          <w:szCs w:val="28"/>
+        </w:rPr>
+        <w:t>, которое циклически сдвигает строки в таблице состояний.</w:t>
+      </w:r>
+    </w:p>
+    <w:p>
+      <w:pPr>
+        <w:spacing w:line="360" w:lineRule="auto"/>
+        <w:ind w:firstLine="708"/>
+        <w:jc w:val="both"/>
+        <w:rPr>
+          <w:sz w:val="28"/>
+          <w:szCs w:val="28"/>
+        </w:rPr>
+      </w:pPr>
+      <w:r>
+        <w:rPr>
+          <w:sz w:val="28"/>
+          <w:szCs w:val="28"/>
+        </w:rPr>
+        <w:t>• В алгоритме DES применяются начальная и конечная перестановки битов, а также перестановки внутри раундовой функции.</w:t>
+      </w:r>
+    </w:p>
+    <w:p>
+      <w:pPr>
+        <w:spacing w:line="360" w:lineRule="auto"/>
+        <w:ind w:firstLine="708"/>
+        <w:jc w:val="both"/>
+        <w:rPr>
+          <w:sz w:val="28"/>
+          <w:szCs w:val="28"/>
+        </w:rPr>
+      </w:pPr>
+      <w:r>
+        <w:rPr>
+          <w:sz w:val="28"/>
+          <w:szCs w:val="28"/>
+        </w:rPr>
+        <w:lastRenderedPageBreak/>
+        <w:t>4. Какие требования к исходным текстам и длинам ключей шифрования обеспечат максимальный эффект для использования изученного метода дешифрования?</w:t>
+      </w:r>
+    </w:p>
+    <w:p>
+      <w:pPr>
+        <w:spacing w:line="360" w:lineRule="auto"/>
+        <w:ind w:firstLine="708"/>
+        <w:jc w:val="both"/>
+        <w:rPr>
+          <w:sz w:val="28"/>
+          <w:szCs w:val="28"/>
+        </w:rPr>
+      </w:pPr>
+      <w:r>
+        <w:rPr>
+          <w:sz w:val="28"/>
+          <w:szCs w:val="28"/>
+        </w:rPr>
+        <w:t>Для максимальной эффективности метода дешифрования с использованием биграмм исходный текст должен быть достаточно длинным и осмысленным, чтобы статистические закономерности (запретные и разрешенные биграммы) проявились отчетливо. Чем длиннее текст, тем больше строк в таблице, что позволяет быстрее отсеять ложные варианты следования столбцов. Что касается длины ключа, метод работает тем лучше, чем короче период перестановки (количество столбцов), так как это уменьшает общее количество возможных комбинаций и упрощает анализ связей между столбцами.</w:t>
       </w:r>
     </w:p>
     <w:p>
